--- a/教案生成器/lesson-plan-docx-generator/docs/evidence/issue-73-synthetic-course/artifacts/教案10_项目二：树与图关系处理_加权无向图最小生成树与PrimKruskal.docx
+++ b/教案生成器/lesson-plan-docx-generator/docs/evidence/issue-73-synthetic-course/artifacts/教案10_项目二：树与图关系处理_加权无向图最小生成树与PrimKruskal.docx
@@ -822,7 +822,7 @@
                 <w:sz w:val="24"/>
                 <w:szCs w:val="24"/>
               </w:rPr>
-              <w:t>1. 合成分钟边：AB4,AC2,BC1,BD5,CD8,CE10,DE2；F无边，完整六点图无生成树。</w:t>
+              <w:t>1. MST针对连通加权无向图，需覆盖全部顶点、恰有V-1条边且无环并使总权最小；负权边允许。</w:t>
             </w:r>
             <w:bookmarkEnd w:id="11"/>
           </w:p>
@@ -841,7 +841,7 @@
                 <w:sz w:val="24"/>
                 <w:szCs w:val="24"/>
               </w:rPr>
-              <w:t>2. MST范围明确为 A–E：Prim从A选 AC2,BC1,BD5,DE2，总10。</w:t>
+              <w:t>2. Prim从起点顶点集U开始，每轮选连接U与V-U的最轻边；矩阵版O(V²)，邻接表+二叉堆O(E log V)。</w:t>
             </w:r>
           </w:p>
           <w:p>
@@ -859,7 +859,7 @@
                 <w:sz w:val="24"/>
                 <w:szCs w:val="24"/>
               </w:rPr>
-              <w:t>3. Kruskal排序 BC1,AC2,DE2,AB4,BD5,CD8,CE10；收 BC/AC/DE，拒 AB成环，收BD，总10。</w:t>
+              <w:t>3. Kruskal按(weight,minEndpoint,maxEndpoint)升序扫描边，用并查集判环；接受到V-1条即停，排序O(E log E)，DSU合计O(E α(V))。</w:t>
             </w:r>
           </w:p>
           <w:p>
@@ -877,7 +877,43 @@
                 <w:sz w:val="24"/>
                 <w:szCs w:val="24"/>
               </w:rPr>
-              <w:t>4. 全图最小生成森林为 A–E 树加孤立F；不可把10称作六点生成树。Prim选跨 U 边，Kruskal用并查集判环。</w:t>
+              <w:t>4. 原图A–E按Prim(A)为AC2,BC1,BD5,DE2总10；Kruskal排序拒AB4成环后收BD5，总10。</w:t>
+            </w:r>
+          </w:p>
+          <w:p>
+            <w:pPr>
+              <w:jc w:val="left"/>
+              <w:rPr>
+                <w:rFonts w:ascii="仿宋" w:eastAsia="仿宋" w:hAnsi="仿宋"/>
+                <w:sz w:val="24"/>
+                <w:szCs w:val="24"/>
+              </w:rPr>
+            </w:pPr>
+            <w:r>
+              <w:rPr>
+                <w:rFonts w:ascii="仿宋" w:eastAsia="仿宋" w:hAnsi="仿宋" w:hint="eastAsia"/>
+                <w:sz w:val="24"/>
+                <w:szCs w:val="24"/>
+              </w:rPr>
+              <w:t>5. F与其他点无边，A–F全图不存在生成树；其最小生成森林为A–E树加F孤点，权重10。</w:t>
+            </w:r>
+          </w:p>
+          <w:p>
+            <w:pPr>
+              <w:jc w:val="left"/>
+              <w:rPr>
+                <w:rFonts w:ascii="仿宋" w:eastAsia="仿宋" w:hAnsi="仿宋"/>
+                <w:sz w:val="24"/>
+                <w:szCs w:val="24"/>
+              </w:rPr>
+            </w:pPr>
+            <w:r>
+              <w:rPr>
+                <w:rFonts w:ascii="仿宋" w:eastAsia="仿宋" w:hAnsi="仿宋" w:hint="eastAsia"/>
+                <w:sz w:val="24"/>
+                <w:szCs w:val="24"/>
+              </w:rPr>
+              <w:t>6. 同权时可能存在多棵最优树；固定端点字典序只是复现约定，不代表唯一数学答案。</w:t>
             </w:r>
           </w:p>
         </w:tc>
@@ -4759,7 +4795,7 @@
                 <w:sz w:val="24"/>
                 <w:szCs w:val="24"/>
               </w:rPr>
-              <w:t>围绕“加权无向图最小生成树与Prim/Kruskal”完成复习 L09 分量；读取边权。，留下可核对的学习证据。</w:t>
+              <w:t>诊断连通分量、边权与无向图前置知识。</w:t>
             </w:r>
             <w:bookmarkEnd w:id="27"/>
           </w:p>
@@ -5006,7 +5042,7 @@
                 <w:sz w:val="24"/>
                 <w:szCs w:val="24"/>
               </w:rPr>
-              <w:t>围绕“加权无向图最小生成树与Prim/Kruskal”完成讨论五个站点低成本连接。，留下可核对的学习证据。</w:t>
+              <w:t>界定A–E连通子图和F孤立点，避免误称全图MST。</w:t>
             </w:r>
             <w:bookmarkEnd w:id="32"/>
           </w:p>
@@ -5124,9 +5160,47 @@
                 <w:sz w:val="24"/>
                 <w:szCs w:val="24"/>
               </w:rPr>
-              <w:t>1. 示范 Prim 四轮和 Kruskal排序/判环。</w:t>
+              <w:t>1. 定义MST的连通加权无向图前提、V-1边/连通/无环性质；说明负权可用、同权可多解。</w:t>
             </w:r>
             <w:bookmarkEnd w:id="34"/>
+          </w:p>
+          <w:p>
+            <w:pPr>
+              <w:ind w:left="250" w:hangingChars="104" w:hanging="250"/>
+              <w:jc w:val="left"/>
+              <w:rPr>
+                <w:rFonts w:ascii="仿宋" w:eastAsia="仿宋" w:hAnsi="仿宋"/>
+                <w:sz w:val="24"/>
+                <w:szCs w:val="24"/>
+              </w:rPr>
+            </w:pPr>
+            <w:r>
+              <w:rPr>
+                <w:rFonts w:ascii="仿宋" w:eastAsia="仿宋" w:hAnsi="仿宋" w:hint="eastAsia"/>
+                <w:sz w:val="24"/>
+                <w:szCs w:val="24"/>
+              </w:rPr>
+              <w:t>2. 用同一冻结边表示范Prim的跨U候选和Kruskal的全局排序/并查集拒环；按固定(weight,min,max)排序核对AC/BC/BD/DE，总10。</w:t>
+            </w:r>
+          </w:p>
+          <w:p>
+            <w:pPr>
+              <w:ind w:left="250" w:hangingChars="104" w:hanging="250"/>
+              <w:jc w:val="left"/>
+              <w:rPr>
+                <w:rFonts w:ascii="仿宋" w:eastAsia="仿宋" w:hAnsi="仿宋"/>
+                <w:sz w:val="24"/>
+                <w:szCs w:val="24"/>
+              </w:rPr>
+            </w:pPr>
+            <w:r>
+              <w:rPr>
+                <w:rFonts w:ascii="仿宋" w:eastAsia="仿宋" w:hAnsi="仿宋" w:hint="eastAsia"/>
+                <w:sz w:val="24"/>
+                <w:szCs w:val="24"/>
+              </w:rPr>
+              <w:t>3. 比较矩阵Prim O(V²)、堆Prim O(E log V)、Kruskal O(E log E + E α(V))的适用实现条件。</w:t>
+            </w:r>
           </w:p>
         </w:tc>
         <w:tc>
@@ -5160,7 +5234,7 @@
                 <w:sz w:val="24"/>
                 <w:szCs w:val="24"/>
               </w:rPr>
-              <w:t>1. 展示 AB4两端同属一分量。</w:t>
+              <w:t>1. 教师分别核对A–E生成树与A–F森林边界，要求学生使用固定输入独立复算Prim与Kruskal。</w:t>
             </w:r>
             <w:bookmarkEnd w:id="35"/>
           </w:p>
@@ -5196,7 +5270,7 @@
                 <w:sz w:val="24"/>
                 <w:szCs w:val="24"/>
               </w:rPr>
-              <w:t>1. 填U与parent状态。</w:t>
+              <w:t>1. 分别画Prim的U和Kruskal的并查集分量；解释AB4为什么被拒并计算总权。</w:t>
             </w:r>
             <w:bookmarkEnd w:id="36"/>
           </w:p>
@@ -5232,7 +5306,7 @@
                 <w:sz w:val="24"/>
                 <w:szCs w:val="24"/>
               </w:rPr>
-              <w:t>围绕“加权无向图最小生成树与Prim/Kruskal”完成示范 Prim 四轮和 Kruskal排序/判环。，留下可核对的学习证据。</w:t>
+              <w:t>示范Prim割边选择与Kruskal排序/并查集拒环。</w:t>
             </w:r>
             <w:bookmarkEnd w:id="37"/>
           </w:p>
@@ -5458,7 +5532,7 @@
                 <w:sz w:val="24"/>
                 <w:szCs w:val="24"/>
               </w:rPr>
-              <w:t>围绕“加权无向图最小生成树与Prim/Kruskal”完成独立完成两张候选表并求和。，留下可核对的学习证据。</w:t>
+              <w:t>检验候选表、边数、连通性和总权推导。</w:t>
             </w:r>
             <w:bookmarkEnd w:id="42"/>
           </w:p>
@@ -5582,9 +5656,28 @@
                 <w:sz w:val="24"/>
                 <w:szCs w:val="24"/>
               </w:rPr>
-              <w:t>1. 讨论能否称为六点树。</w:t>
+              <w:t>1. 讨论负权边仍满足生成树定义；断开图应报告最小生成森林而不是完整MST。</w:t>
             </w:r>
             <w:bookmarkEnd w:id="44"/>
+          </w:p>
+          <w:p>
+            <w:pPr>
+              <w:ind w:left="250" w:hangingChars="104" w:hanging="250"/>
+              <w:jc w:val="left"/>
+              <w:rPr>
+                <w:rFonts w:ascii="仿宋" w:eastAsia="仿宋" w:hAnsi="仿宋"/>
+                <w:sz w:val="24"/>
+                <w:szCs w:val="24"/>
+              </w:rPr>
+            </w:pPr>
+            <w:r>
+              <w:rPr>
+                <w:rFonts w:ascii="仿宋" w:eastAsia="仿宋" w:hAnsi="仿宋" w:hint="eastAsia"/>
+                <w:sz w:val="24"/>
+                <w:szCs w:val="24"/>
+              </w:rPr>
+              <w:t>2. 对同权边交换作讨论，指出字典序保证可复现但不能证明最优解唯一。</w:t>
+            </w:r>
           </w:p>
         </w:tc>
         <w:tc>
@@ -5690,7 +5783,7 @@
                 <w:sz w:val="24"/>
                 <w:szCs w:val="24"/>
               </w:rPr>
-              <w:t>围绕“加权无向图最小生成树与Prim/Kruskal”完成讨论能否称为六点树。，留下可核对的学习证据。</w:t>
+              <w:t>用F和同权变式讨论MST、森林及多解边界。</w:t>
             </w:r>
             <w:bookmarkEnd w:id="47"/>
           </w:p>
@@ -5924,7 +6017,7 @@
                 <w:sz w:val="24"/>
                 <w:szCs w:val="24"/>
               </w:rPr>
-              <w:t>围绕“加权无向图最小生成树与Prim/Kruskal”完成提交边选择和并查集轨迹表。，留下可核对的学习证据。</w:t>
+              <w:t>提交两算法状态表、复杂度条件和10的计算依据。</w:t>
             </w:r>
             <w:bookmarkEnd w:id="52"/>
           </w:p>
@@ -6145,7 +6238,7 @@
                 <w:sz w:val="24"/>
                 <w:szCs w:val="24"/>
               </w:rPr>
-              <w:t>围绕“加权无向图最小生成树与Prim/Kruskal”完成同伴重算AB4拒绝理由。，留下可核对的学习证据。</w:t>
+              <w:t>互核AB4成环原因与Prim候选边范围。</w:t>
             </w:r>
             <w:bookmarkEnd w:id="57"/>
           </w:p>
@@ -6371,7 +6464,7 @@
                 <w:sz w:val="24"/>
                 <w:szCs w:val="24"/>
               </w:rPr>
-              <w:t>围绕“加权无向图最小生成树与Prim/Kruskal”完成归纳连通前提与两算法差异。，留下可核对的学习证据。</w:t>
+              <w:t>比较算法前提、实现表示和渐进复杂度。</w:t>
             </w:r>
             <w:bookmarkEnd w:id="62"/>
           </w:p>
@@ -6621,7 +6714,7 @@
                 <w:sz w:val="24"/>
                 <w:szCs w:val="24"/>
               </w:rPr>
-              <w:t>围绕“加权无向图最小生成树与Prim/Kruskal”完成从C启动Prim并说明同权可能多解。，留下可核对的学习证据。</w:t>
+              <w:t>从C启动Prim并说明同权时确定结果的规则。</w:t>
             </w:r>
             <w:bookmarkEnd w:id="67"/>
           </w:p>
